--- a/resume/Milestone 1/Jay Kumar MileStone Task 1- Infosys springboard Virtual Internship.docx
+++ b/resume/Milestone 1/Jay Kumar MileStone Task 1- Infosys springboard Virtual Internship.docx
@@ -25,6 +25,7 @@
     </w:p>
     <w:p>
       <w:pPr>
+        <w:jc w:val="center"/>
         <w:rPr>
           <w:rFonts w:ascii="Times New Roman" w:hAnsi="Times New Roman" w:cs="Times New Roman"/>
           <w:b/>
@@ -43,7 +44,60 @@
           <w:sz w:val="32"/>
           <w:szCs w:val="32"/>
         </w:rPr>
+        <w:t>Project Title: Intelligent Career Recommendation</w:t>
+      </w:r>
+      <w:r>
+        <w:rPr>
+          <w:rFonts w:ascii="Times New Roman" w:hAnsi="Times New Roman" w:cs="Times New Roman"/>
+          <w:b/>
+          <w:bCs/>
+          <w:color w:val="4C94D8" w:themeColor="text2" w:themeTint="80"/>
+          <w:sz w:val="32"/>
+          <w:szCs w:val="32"/>
+        </w:rPr>
+        <w:t xml:space="preserve"> </w:t>
+      </w:r>
+      <w:r>
+        <w:rPr>
+          <w:rFonts w:ascii="Times New Roman" w:hAnsi="Times New Roman" w:cs="Times New Roman"/>
+          <w:b/>
+          <w:bCs/>
+          <w:color w:val="4C94D8" w:themeColor="text2" w:themeTint="80"/>
+          <w:sz w:val="32"/>
+          <w:szCs w:val="32"/>
+        </w:rPr>
+        <w:t>Platform Using Resume Analytics</w:t>
+      </w:r>
+    </w:p>
+    <w:p>
+      <w:pPr>
+        <w:rPr>
+          <w:rFonts w:ascii="Times New Roman" w:hAnsi="Times New Roman" w:cs="Times New Roman"/>
+          <w:b/>
+          <w:bCs/>
+          <w:sz w:val="32"/>
+          <w:szCs w:val="32"/>
+        </w:rPr>
+      </w:pPr>
+      <w:r>
+        <w:rPr>
+          <w:rFonts w:ascii="Times New Roman" w:hAnsi="Times New Roman" w:cs="Times New Roman"/>
+          <w:b/>
+          <w:bCs/>
+          <w:sz w:val="32"/>
+          <w:szCs w:val="32"/>
+        </w:rPr>
         <w:t>Project Objective</w:t>
+      </w:r>
+      <w:r>
+        <w:rPr>
+          <w:rFonts w:ascii="Times New Roman" w:hAnsi="Times New Roman" w:cs="Times New Roman"/>
+          <w:b/>
+          <w:bCs/>
+          <w:sz w:val="32"/>
+          <w:szCs w:val="32"/>
+        </w:rPr>
+        <w:t>:</w:t>
       </w:r>
     </w:p>
     <w:p>
@@ -387,7 +441,6 @@
           <w:sz w:val="32"/>
           <w:szCs w:val="32"/>
         </w:rPr>
-        <w:lastRenderedPageBreak/>
         <w:t>FlowChart</w:t>
       </w:r>
       <w:proofErr w:type="spellEnd"/>
@@ -520,7 +573,6 @@
           <w:sz w:val="32"/>
           <w:szCs w:val="32"/>
         </w:rPr>
-        <w:lastRenderedPageBreak/>
         <w:drawing>
           <wp:inline distT="0" distB="0" distL="0" distR="0" wp14:anchorId="2CAE0960" wp14:editId="5BD7660A">
             <wp:extent cx="7327075" cy="5722222"/>
@@ -626,7 +678,6 @@
           <w:sz w:val="32"/>
           <w:szCs w:val="32"/>
         </w:rPr>
-        <w:lastRenderedPageBreak/>
         <w:drawing>
           <wp:inline distT="0" distB="0" distL="0" distR="0" wp14:anchorId="42475A15" wp14:editId="7FBA8B98">
             <wp:extent cx="6353299" cy="6975664"/>
@@ -705,102 +756,748 @@
           <w:sz w:val="32"/>
           <w:szCs w:val="32"/>
         </w:rPr>
+        <w:t>Pseudo Code:</w:t>
+      </w:r>
+    </w:p>
+    <w:p>
+      <w:pPr>
+        <w:rPr>
+          <w:rFonts w:ascii="Times New Roman" w:hAnsi="Times New Roman" w:cs="Times New Roman"/>
+          <w:sz w:val="32"/>
+          <w:szCs w:val="32"/>
+        </w:rPr>
+      </w:pPr>
+      <w:r>
+        <w:rPr>
+          <w:rFonts w:ascii="Times New Roman" w:hAnsi="Times New Roman" w:cs="Times New Roman"/>
+          <w:sz w:val="32"/>
+          <w:szCs w:val="32"/>
+        </w:rPr>
+        <w:t>START</w:t>
+      </w:r>
+    </w:p>
+    <w:p>
+      <w:pPr>
+        <w:rPr>
+          <w:rFonts w:ascii="Times New Roman" w:hAnsi="Times New Roman" w:cs="Times New Roman"/>
+          <w:sz w:val="32"/>
+          <w:szCs w:val="32"/>
+        </w:rPr>
+      </w:pPr>
+    </w:p>
+    <w:p>
+      <w:pPr>
+        <w:rPr>
+          <w:rFonts w:ascii="Times New Roman" w:hAnsi="Times New Roman" w:cs="Times New Roman"/>
+          <w:sz w:val="32"/>
+          <w:szCs w:val="32"/>
+        </w:rPr>
+      </w:pPr>
+      <w:r>
+        <w:rPr>
+          <w:rFonts w:ascii="Times New Roman" w:hAnsi="Times New Roman" w:cs="Times New Roman"/>
+          <w:sz w:val="32"/>
+          <w:szCs w:val="32"/>
+        </w:rPr>
+        <w:t>1. Initialize System</w:t>
+      </w:r>
+    </w:p>
+    <w:p>
+      <w:pPr>
+        <w:rPr>
+          <w:rFonts w:ascii="Times New Roman" w:hAnsi="Times New Roman" w:cs="Times New Roman"/>
+          <w:sz w:val="32"/>
+          <w:szCs w:val="32"/>
+        </w:rPr>
+      </w:pPr>
+      <w:r>
+        <w:rPr>
+          <w:rFonts w:ascii="Times New Roman" w:hAnsi="Times New Roman" w:cs="Times New Roman"/>
+          <w:sz w:val="32"/>
+          <w:szCs w:val="32"/>
+        </w:rPr>
+        <w:t xml:space="preserve">   - Connect to Database</w:t>
+      </w:r>
+    </w:p>
+    <w:p>
+      <w:pPr>
+        <w:rPr>
+          <w:rFonts w:ascii="Times New Roman" w:hAnsi="Times New Roman" w:cs="Times New Roman"/>
+          <w:sz w:val="32"/>
+          <w:szCs w:val="32"/>
+        </w:rPr>
+      </w:pPr>
+      <w:r>
+        <w:rPr>
+          <w:rFonts w:ascii="Times New Roman" w:hAnsi="Times New Roman" w:cs="Times New Roman"/>
+          <w:sz w:val="32"/>
+          <w:szCs w:val="32"/>
+        </w:rPr>
+        <w:t xml:space="preserve">   - Load AI/ML Model</w:t>
+      </w:r>
+    </w:p>
+    <w:p>
+      <w:pPr>
+        <w:rPr>
+          <w:rFonts w:ascii="Times New Roman" w:hAnsi="Times New Roman" w:cs="Times New Roman"/>
+          <w:sz w:val="32"/>
+          <w:szCs w:val="32"/>
+        </w:rPr>
+      </w:pPr>
+      <w:r>
+        <w:rPr>
+          <w:rFonts w:ascii="Times New Roman" w:hAnsi="Times New Roman" w:cs="Times New Roman"/>
+          <w:sz w:val="32"/>
+          <w:szCs w:val="32"/>
+        </w:rPr>
+        <w:t xml:space="preserve">   - Initialize </w:t>
+      </w:r>
+      <w:proofErr w:type="spellStart"/>
+      <w:r>
+        <w:rPr>
+          <w:rFonts w:ascii="Times New Roman" w:hAnsi="Times New Roman" w:cs="Times New Roman"/>
+          <w:sz w:val="32"/>
+          <w:szCs w:val="32"/>
+        </w:rPr>
+        <w:t>Streamlit</w:t>
+      </w:r>
+      <w:proofErr w:type="spellEnd"/>
+      <w:r>
+        <w:rPr>
+          <w:rFonts w:ascii="Times New Roman" w:hAnsi="Times New Roman" w:cs="Times New Roman"/>
+          <w:sz w:val="32"/>
+          <w:szCs w:val="32"/>
+        </w:rPr>
+        <w:t xml:space="preserve"> Interface</w:t>
+      </w:r>
+    </w:p>
+    <w:p>
+      <w:pPr>
+        <w:rPr>
+          <w:rFonts w:ascii="Times New Roman" w:hAnsi="Times New Roman" w:cs="Times New Roman"/>
+          <w:sz w:val="32"/>
+          <w:szCs w:val="32"/>
+        </w:rPr>
+      </w:pPr>
+      <w:r>
+        <w:rPr>
+          <w:rFonts w:ascii="Times New Roman" w:hAnsi="Times New Roman" w:cs="Times New Roman"/>
+          <w:sz w:val="32"/>
+          <w:szCs w:val="32"/>
+        </w:rPr>
+        <w:t xml:space="preserve">   - Initialize Selenium WebDriver</w:t>
+      </w:r>
+    </w:p>
+    <w:p>
+      <w:pPr>
+        <w:rPr>
+          <w:rFonts w:ascii="Times New Roman" w:hAnsi="Times New Roman" w:cs="Times New Roman"/>
+          <w:sz w:val="32"/>
+          <w:szCs w:val="32"/>
+        </w:rPr>
+      </w:pPr>
+    </w:p>
+    <w:p>
+      <w:pPr>
+        <w:rPr>
+          <w:rFonts w:ascii="Times New Roman" w:hAnsi="Times New Roman" w:cs="Times New Roman"/>
+          <w:sz w:val="32"/>
+          <w:szCs w:val="32"/>
+        </w:rPr>
+      </w:pPr>
+      <w:r>
+        <w:rPr>
+          <w:rFonts w:ascii="Times New Roman" w:hAnsi="Times New Roman" w:cs="Times New Roman"/>
+          <w:sz w:val="32"/>
+          <w:szCs w:val="32"/>
+        </w:rPr>
+        <w:t>2. Display Login / Signup Page</w:t>
+      </w:r>
+    </w:p>
+    <w:p>
+      <w:pPr>
+        <w:rPr>
+          <w:rFonts w:ascii="Times New Roman" w:hAnsi="Times New Roman" w:cs="Times New Roman"/>
+          <w:sz w:val="32"/>
+          <w:szCs w:val="32"/>
+        </w:rPr>
+      </w:pPr>
+    </w:p>
+    <w:p>
+      <w:pPr>
+        <w:rPr>
+          <w:rFonts w:ascii="Times New Roman" w:hAnsi="Times New Roman" w:cs="Times New Roman"/>
+          <w:sz w:val="32"/>
+          <w:szCs w:val="32"/>
+        </w:rPr>
+      </w:pPr>
+      <w:r>
+        <w:rPr>
+          <w:rFonts w:ascii="Times New Roman" w:hAnsi="Times New Roman" w:cs="Times New Roman"/>
+          <w:sz w:val="32"/>
+          <w:szCs w:val="32"/>
+        </w:rPr>
+        <w:t xml:space="preserve">3. IF user selects </w:t>
+      </w:r>
+      <w:proofErr w:type="gramStart"/>
+      <w:r>
+        <w:rPr>
+          <w:rFonts w:ascii="Times New Roman" w:hAnsi="Times New Roman" w:cs="Times New Roman"/>
+          <w:sz w:val="32"/>
+          <w:szCs w:val="32"/>
+        </w:rPr>
+        <w:t>Signup</w:t>
+      </w:r>
+      <w:proofErr w:type="gramEnd"/>
+      <w:r>
+        <w:rPr>
+          <w:rFonts w:ascii="Times New Roman" w:hAnsi="Times New Roman" w:cs="Times New Roman"/>
+          <w:sz w:val="32"/>
+          <w:szCs w:val="32"/>
+        </w:rPr>
+        <w:t xml:space="preserve"> THEN</w:t>
+      </w:r>
+    </w:p>
+    <w:p>
+      <w:pPr>
+        <w:rPr>
+          <w:rFonts w:ascii="Times New Roman" w:hAnsi="Times New Roman" w:cs="Times New Roman"/>
+          <w:sz w:val="32"/>
+          <w:szCs w:val="32"/>
+        </w:rPr>
+      </w:pPr>
+      <w:r>
+        <w:rPr>
+          <w:rFonts w:ascii="Times New Roman" w:hAnsi="Times New Roman" w:cs="Times New Roman"/>
+          <w:sz w:val="32"/>
+          <w:szCs w:val="32"/>
+        </w:rPr>
+        <w:t xml:space="preserve">       INPUT name, email, password</w:t>
+      </w:r>
+    </w:p>
+    <w:p>
+      <w:pPr>
+        <w:rPr>
+          <w:rFonts w:ascii="Times New Roman" w:hAnsi="Times New Roman" w:cs="Times New Roman"/>
+          <w:sz w:val="32"/>
+          <w:szCs w:val="32"/>
+        </w:rPr>
+      </w:pPr>
+      <w:r>
+        <w:rPr>
+          <w:rFonts w:ascii="Times New Roman" w:hAnsi="Times New Roman" w:cs="Times New Roman"/>
+          <w:sz w:val="32"/>
+          <w:szCs w:val="32"/>
+        </w:rPr>
+        <w:t xml:space="preserve">       IF email </w:t>
+      </w:r>
+      <w:proofErr w:type="gramStart"/>
+      <w:r>
+        <w:rPr>
+          <w:rFonts w:ascii="Times New Roman" w:hAnsi="Times New Roman" w:cs="Times New Roman"/>
+          <w:sz w:val="32"/>
+          <w:szCs w:val="32"/>
+        </w:rPr>
+        <w:t>not</w:t>
+      </w:r>
+      <w:proofErr w:type="gramEnd"/>
+      <w:r>
+        <w:rPr>
+          <w:rFonts w:ascii="Times New Roman" w:hAnsi="Times New Roman" w:cs="Times New Roman"/>
+          <w:sz w:val="32"/>
+          <w:szCs w:val="32"/>
+        </w:rPr>
+        <w:t xml:space="preserve"> already registered THEN</w:t>
+      </w:r>
+    </w:p>
+    <w:p>
+      <w:pPr>
+        <w:rPr>
+          <w:rFonts w:ascii="Times New Roman" w:hAnsi="Times New Roman" w:cs="Times New Roman"/>
+          <w:sz w:val="32"/>
+          <w:szCs w:val="32"/>
+        </w:rPr>
+      </w:pPr>
+      <w:r>
+        <w:rPr>
+          <w:rFonts w:ascii="Times New Roman" w:hAnsi="Times New Roman" w:cs="Times New Roman"/>
+          <w:sz w:val="32"/>
+          <w:szCs w:val="32"/>
+        </w:rPr>
+        <w:t xml:space="preserve">            Store user details in database</w:t>
+      </w:r>
+    </w:p>
+    <w:p>
+      <w:pPr>
+        <w:rPr>
+          <w:rFonts w:ascii="Times New Roman" w:hAnsi="Times New Roman" w:cs="Times New Roman"/>
+          <w:sz w:val="32"/>
+          <w:szCs w:val="32"/>
+        </w:rPr>
+      </w:pPr>
+      <w:r>
+        <w:rPr>
+          <w:rFonts w:ascii="Times New Roman" w:hAnsi="Times New Roman" w:cs="Times New Roman"/>
+          <w:sz w:val="32"/>
+          <w:szCs w:val="32"/>
+        </w:rPr>
+        <w:t xml:space="preserve">            Display "Signup Successful"</w:t>
+      </w:r>
+    </w:p>
+    <w:p>
+      <w:pPr>
+        <w:rPr>
+          <w:rFonts w:ascii="Times New Roman" w:hAnsi="Times New Roman" w:cs="Times New Roman"/>
+          <w:sz w:val="32"/>
+          <w:szCs w:val="32"/>
+        </w:rPr>
+      </w:pPr>
+      <w:r>
+        <w:rPr>
+          <w:rFonts w:ascii="Times New Roman" w:hAnsi="Times New Roman" w:cs="Times New Roman"/>
+          <w:sz w:val="32"/>
+          <w:szCs w:val="32"/>
+        </w:rPr>
+        <w:t xml:space="preserve">       ELSE</w:t>
+      </w:r>
+    </w:p>
+    <w:p>
+      <w:pPr>
+        <w:rPr>
+          <w:rFonts w:ascii="Times New Roman" w:hAnsi="Times New Roman" w:cs="Times New Roman"/>
+          <w:sz w:val="32"/>
+          <w:szCs w:val="32"/>
+        </w:rPr>
+      </w:pPr>
+      <w:r>
+        <w:rPr>
+          <w:rFonts w:ascii="Times New Roman" w:hAnsi="Times New Roman" w:cs="Times New Roman"/>
+          <w:sz w:val="32"/>
+          <w:szCs w:val="32"/>
+        </w:rPr>
+        <w:t xml:space="preserve">            Display "User Already Exists"</w:t>
+      </w:r>
+    </w:p>
+    <w:p>
+      <w:pPr>
+        <w:rPr>
+          <w:rFonts w:ascii="Times New Roman" w:hAnsi="Times New Roman" w:cs="Times New Roman"/>
+          <w:sz w:val="32"/>
+          <w:szCs w:val="32"/>
+        </w:rPr>
+      </w:pPr>
+      <w:r>
+        <w:rPr>
+          <w:rFonts w:ascii="Times New Roman" w:hAnsi="Times New Roman" w:cs="Times New Roman"/>
+          <w:sz w:val="32"/>
+          <w:szCs w:val="32"/>
+        </w:rPr>
+        <w:t xml:space="preserve">       ENDIF</w:t>
+      </w:r>
+    </w:p>
+    <w:p>
+      <w:pPr>
+        <w:rPr>
+          <w:rFonts w:ascii="Times New Roman" w:hAnsi="Times New Roman" w:cs="Times New Roman"/>
+          <w:sz w:val="32"/>
+          <w:szCs w:val="32"/>
+        </w:rPr>
+      </w:pPr>
+      <w:r>
+        <w:rPr>
+          <w:rFonts w:ascii="Times New Roman" w:hAnsi="Times New Roman" w:cs="Times New Roman"/>
+          <w:sz w:val="32"/>
+          <w:szCs w:val="32"/>
+        </w:rPr>
+        <w:t xml:space="preserve">       Redirect to Login</w:t>
+      </w:r>
+    </w:p>
+    <w:p>
+      <w:pPr>
+        <w:rPr>
+          <w:rFonts w:ascii="Times New Roman" w:hAnsi="Times New Roman" w:cs="Times New Roman"/>
+          <w:sz w:val="32"/>
+          <w:szCs w:val="32"/>
+        </w:rPr>
+      </w:pPr>
+      <w:r>
+        <w:rPr>
+          <w:rFonts w:ascii="Times New Roman" w:hAnsi="Times New Roman" w:cs="Times New Roman"/>
+          <w:sz w:val="32"/>
+          <w:szCs w:val="32"/>
+        </w:rPr>
         <w:lastRenderedPageBreak/>
-        <w:t>Pseudo Code:</w:t>
-      </w:r>
-    </w:p>
-    <w:p>
-      <w:pPr>
-        <w:rPr>
-          <w:rFonts w:ascii="Times New Roman" w:hAnsi="Times New Roman" w:cs="Times New Roman"/>
-          <w:sz w:val="32"/>
-          <w:szCs w:val="32"/>
-        </w:rPr>
-      </w:pPr>
-      <w:r>
-        <w:rPr>
-          <w:rFonts w:ascii="Times New Roman" w:hAnsi="Times New Roman" w:cs="Times New Roman"/>
-          <w:sz w:val="32"/>
-          <w:szCs w:val="32"/>
-        </w:rPr>
-        <w:t>START</w:t>
-      </w:r>
-    </w:p>
-    <w:p>
-      <w:pPr>
-        <w:rPr>
-          <w:rFonts w:ascii="Times New Roman" w:hAnsi="Times New Roman" w:cs="Times New Roman"/>
-          <w:sz w:val="32"/>
-          <w:szCs w:val="32"/>
-        </w:rPr>
-      </w:pPr>
-    </w:p>
-    <w:p>
-      <w:pPr>
-        <w:rPr>
-          <w:rFonts w:ascii="Times New Roman" w:hAnsi="Times New Roman" w:cs="Times New Roman"/>
-          <w:sz w:val="32"/>
-          <w:szCs w:val="32"/>
-        </w:rPr>
-      </w:pPr>
-      <w:r>
-        <w:rPr>
-          <w:rFonts w:ascii="Times New Roman" w:hAnsi="Times New Roman" w:cs="Times New Roman"/>
-          <w:sz w:val="32"/>
-          <w:szCs w:val="32"/>
-        </w:rPr>
-        <w:t>1. Initialize System</w:t>
-      </w:r>
-    </w:p>
-    <w:p>
-      <w:pPr>
-        <w:rPr>
-          <w:rFonts w:ascii="Times New Roman" w:hAnsi="Times New Roman" w:cs="Times New Roman"/>
-          <w:sz w:val="32"/>
-          <w:szCs w:val="32"/>
-        </w:rPr>
-      </w:pPr>
-      <w:r>
-        <w:rPr>
-          <w:rFonts w:ascii="Times New Roman" w:hAnsi="Times New Roman" w:cs="Times New Roman"/>
-          <w:sz w:val="32"/>
-          <w:szCs w:val="32"/>
-        </w:rPr>
-        <w:t xml:space="preserve">   - Connect to Database</w:t>
-      </w:r>
-    </w:p>
-    <w:p>
-      <w:pPr>
-        <w:rPr>
-          <w:rFonts w:ascii="Times New Roman" w:hAnsi="Times New Roman" w:cs="Times New Roman"/>
-          <w:sz w:val="32"/>
-          <w:szCs w:val="32"/>
-        </w:rPr>
-      </w:pPr>
-      <w:r>
-        <w:rPr>
-          <w:rFonts w:ascii="Times New Roman" w:hAnsi="Times New Roman" w:cs="Times New Roman"/>
-          <w:sz w:val="32"/>
-          <w:szCs w:val="32"/>
-        </w:rPr>
-        <w:t xml:space="preserve">   - Load AI/ML Model</w:t>
-      </w:r>
-    </w:p>
-    <w:p>
-      <w:pPr>
-        <w:rPr>
-          <w:rFonts w:ascii="Times New Roman" w:hAnsi="Times New Roman" w:cs="Times New Roman"/>
-          <w:sz w:val="32"/>
-          <w:szCs w:val="32"/>
-        </w:rPr>
-      </w:pPr>
-      <w:r>
-        <w:rPr>
-          <w:rFonts w:ascii="Times New Roman" w:hAnsi="Times New Roman" w:cs="Times New Roman"/>
-          <w:sz w:val="32"/>
-          <w:szCs w:val="32"/>
-        </w:rPr>
-        <w:t xml:space="preserve">   - Initialize </w:t>
+        <w:t xml:space="preserve">   ENDIF</w:t>
+      </w:r>
+    </w:p>
+    <w:p>
+      <w:pPr>
+        <w:rPr>
+          <w:rFonts w:ascii="Times New Roman" w:hAnsi="Times New Roman" w:cs="Times New Roman"/>
+          <w:sz w:val="32"/>
+          <w:szCs w:val="32"/>
+        </w:rPr>
+      </w:pPr>
+    </w:p>
+    <w:p>
+      <w:pPr>
+        <w:rPr>
+          <w:rFonts w:ascii="Times New Roman" w:hAnsi="Times New Roman" w:cs="Times New Roman"/>
+          <w:sz w:val="32"/>
+          <w:szCs w:val="32"/>
+        </w:rPr>
+      </w:pPr>
+      <w:r>
+        <w:rPr>
+          <w:rFonts w:ascii="Times New Roman" w:hAnsi="Times New Roman" w:cs="Times New Roman"/>
+          <w:sz w:val="32"/>
+          <w:szCs w:val="32"/>
+        </w:rPr>
+        <w:t xml:space="preserve">4. IF </w:t>
+      </w:r>
+      <w:proofErr w:type="gramStart"/>
+      <w:r>
+        <w:rPr>
+          <w:rFonts w:ascii="Times New Roman" w:hAnsi="Times New Roman" w:cs="Times New Roman"/>
+          <w:sz w:val="32"/>
+          <w:szCs w:val="32"/>
+        </w:rPr>
+        <w:t>user selects</w:t>
+      </w:r>
+      <w:proofErr w:type="gramEnd"/>
+      <w:r>
+        <w:rPr>
+          <w:rFonts w:ascii="Times New Roman" w:hAnsi="Times New Roman" w:cs="Times New Roman"/>
+          <w:sz w:val="32"/>
+          <w:szCs w:val="32"/>
+        </w:rPr>
+        <w:t xml:space="preserve"> </w:t>
+      </w:r>
+      <w:proofErr w:type="gramStart"/>
+      <w:r>
+        <w:rPr>
+          <w:rFonts w:ascii="Times New Roman" w:hAnsi="Times New Roman" w:cs="Times New Roman"/>
+          <w:sz w:val="32"/>
+          <w:szCs w:val="32"/>
+        </w:rPr>
+        <w:t>Login</w:t>
+      </w:r>
+      <w:proofErr w:type="gramEnd"/>
+      <w:r>
+        <w:rPr>
+          <w:rFonts w:ascii="Times New Roman" w:hAnsi="Times New Roman" w:cs="Times New Roman"/>
+          <w:sz w:val="32"/>
+          <w:szCs w:val="32"/>
+        </w:rPr>
+        <w:t xml:space="preserve"> THEN</w:t>
+      </w:r>
+    </w:p>
+    <w:p>
+      <w:pPr>
+        <w:rPr>
+          <w:rFonts w:ascii="Times New Roman" w:hAnsi="Times New Roman" w:cs="Times New Roman"/>
+          <w:sz w:val="32"/>
+          <w:szCs w:val="32"/>
+        </w:rPr>
+      </w:pPr>
+      <w:r>
+        <w:rPr>
+          <w:rFonts w:ascii="Times New Roman" w:hAnsi="Times New Roman" w:cs="Times New Roman"/>
+          <w:sz w:val="32"/>
+          <w:szCs w:val="32"/>
+        </w:rPr>
+        <w:t xml:space="preserve">       INPUT email, password</w:t>
+      </w:r>
+    </w:p>
+    <w:p>
+      <w:pPr>
+        <w:rPr>
+          <w:rFonts w:ascii="Times New Roman" w:hAnsi="Times New Roman" w:cs="Times New Roman"/>
+          <w:sz w:val="32"/>
+          <w:szCs w:val="32"/>
+        </w:rPr>
+      </w:pPr>
+      <w:r>
+        <w:rPr>
+          <w:rFonts w:ascii="Times New Roman" w:hAnsi="Times New Roman" w:cs="Times New Roman"/>
+          <w:sz w:val="32"/>
+          <w:szCs w:val="32"/>
+        </w:rPr>
+        <w:t xml:space="preserve">       Validate credentials from database</w:t>
+      </w:r>
+    </w:p>
+    <w:p>
+      <w:pPr>
+        <w:rPr>
+          <w:rFonts w:ascii="Times New Roman" w:hAnsi="Times New Roman" w:cs="Times New Roman"/>
+          <w:sz w:val="32"/>
+          <w:szCs w:val="32"/>
+        </w:rPr>
+      </w:pPr>
+      <w:r>
+        <w:rPr>
+          <w:rFonts w:ascii="Times New Roman" w:hAnsi="Times New Roman" w:cs="Times New Roman"/>
+          <w:sz w:val="32"/>
+          <w:szCs w:val="32"/>
+        </w:rPr>
+        <w:t xml:space="preserve">       IF valid THEN</w:t>
+      </w:r>
+    </w:p>
+    <w:p>
+      <w:pPr>
+        <w:rPr>
+          <w:rFonts w:ascii="Times New Roman" w:hAnsi="Times New Roman" w:cs="Times New Roman"/>
+          <w:sz w:val="32"/>
+          <w:szCs w:val="32"/>
+        </w:rPr>
+      </w:pPr>
+      <w:r>
+        <w:rPr>
+          <w:rFonts w:ascii="Times New Roman" w:hAnsi="Times New Roman" w:cs="Times New Roman"/>
+          <w:sz w:val="32"/>
+          <w:szCs w:val="32"/>
+        </w:rPr>
+        <w:t xml:space="preserve">            Go to Dashboard</w:t>
+      </w:r>
+    </w:p>
+    <w:p>
+      <w:pPr>
+        <w:rPr>
+          <w:rFonts w:ascii="Times New Roman" w:hAnsi="Times New Roman" w:cs="Times New Roman"/>
+          <w:sz w:val="32"/>
+          <w:szCs w:val="32"/>
+        </w:rPr>
+      </w:pPr>
+      <w:r>
+        <w:rPr>
+          <w:rFonts w:ascii="Times New Roman" w:hAnsi="Times New Roman" w:cs="Times New Roman"/>
+          <w:sz w:val="32"/>
+          <w:szCs w:val="32"/>
+        </w:rPr>
+        <w:t xml:space="preserve">       ELSE</w:t>
+      </w:r>
+    </w:p>
+    <w:p>
+      <w:pPr>
+        <w:rPr>
+          <w:rFonts w:ascii="Times New Roman" w:hAnsi="Times New Roman" w:cs="Times New Roman"/>
+          <w:sz w:val="32"/>
+          <w:szCs w:val="32"/>
+        </w:rPr>
+      </w:pPr>
+      <w:r>
+        <w:rPr>
+          <w:rFonts w:ascii="Times New Roman" w:hAnsi="Times New Roman" w:cs="Times New Roman"/>
+          <w:sz w:val="32"/>
+          <w:szCs w:val="32"/>
+        </w:rPr>
+        <w:t xml:space="preserve">            Display "Invalid Credentials"</w:t>
+      </w:r>
+    </w:p>
+    <w:p>
+      <w:pPr>
+        <w:rPr>
+          <w:rFonts w:ascii="Times New Roman" w:hAnsi="Times New Roman" w:cs="Times New Roman"/>
+          <w:sz w:val="32"/>
+          <w:szCs w:val="32"/>
+        </w:rPr>
+      </w:pPr>
+      <w:r>
+        <w:rPr>
+          <w:rFonts w:ascii="Times New Roman" w:hAnsi="Times New Roman" w:cs="Times New Roman"/>
+          <w:sz w:val="32"/>
+          <w:szCs w:val="32"/>
+        </w:rPr>
+        <w:t xml:space="preserve">            Return to Login Page</w:t>
+      </w:r>
+    </w:p>
+    <w:p>
+      <w:pPr>
+        <w:rPr>
+          <w:rFonts w:ascii="Times New Roman" w:hAnsi="Times New Roman" w:cs="Times New Roman"/>
+          <w:sz w:val="32"/>
+          <w:szCs w:val="32"/>
+        </w:rPr>
+      </w:pPr>
+      <w:r>
+        <w:rPr>
+          <w:rFonts w:ascii="Times New Roman" w:hAnsi="Times New Roman" w:cs="Times New Roman"/>
+          <w:sz w:val="32"/>
+          <w:szCs w:val="32"/>
+        </w:rPr>
+        <w:t xml:space="preserve">       ENDIF</w:t>
+      </w:r>
+    </w:p>
+    <w:p>
+      <w:pPr>
+        <w:rPr>
+          <w:rFonts w:ascii="Times New Roman" w:hAnsi="Times New Roman" w:cs="Times New Roman"/>
+          <w:sz w:val="32"/>
+          <w:szCs w:val="32"/>
+        </w:rPr>
+      </w:pPr>
+      <w:r>
+        <w:rPr>
+          <w:rFonts w:ascii="Times New Roman" w:hAnsi="Times New Roman" w:cs="Times New Roman"/>
+          <w:sz w:val="32"/>
+          <w:szCs w:val="32"/>
+        </w:rPr>
+        <w:t xml:space="preserve">   ENDIF</w:t>
+      </w:r>
+    </w:p>
+    <w:p>
+      <w:pPr>
+        <w:rPr>
+          <w:rFonts w:ascii="Times New Roman" w:hAnsi="Times New Roman" w:cs="Times New Roman"/>
+          <w:sz w:val="32"/>
+          <w:szCs w:val="32"/>
+        </w:rPr>
+      </w:pPr>
+    </w:p>
+    <w:p>
+      <w:pPr>
+        <w:rPr>
+          <w:rFonts w:ascii="Times New Roman" w:hAnsi="Times New Roman" w:cs="Times New Roman"/>
+          <w:sz w:val="32"/>
+          <w:szCs w:val="32"/>
+        </w:rPr>
+      </w:pPr>
+      <w:r>
+        <w:rPr>
+          <w:rFonts w:ascii="Times New Roman" w:hAnsi="Times New Roman" w:cs="Times New Roman"/>
+          <w:sz w:val="32"/>
+          <w:szCs w:val="32"/>
+        </w:rPr>
+        <w:t>5. Dashboard</w:t>
+      </w:r>
+    </w:p>
+    <w:p>
+      <w:pPr>
+        <w:rPr>
+          <w:rFonts w:ascii="Times New Roman" w:hAnsi="Times New Roman" w:cs="Times New Roman"/>
+          <w:sz w:val="32"/>
+          <w:szCs w:val="32"/>
+        </w:rPr>
+      </w:pPr>
+      <w:r>
+        <w:rPr>
+          <w:rFonts w:ascii="Times New Roman" w:hAnsi="Times New Roman" w:cs="Times New Roman"/>
+          <w:sz w:val="32"/>
+          <w:szCs w:val="32"/>
+        </w:rPr>
+        <w:t xml:space="preserve">   Display options:</w:t>
+      </w:r>
+    </w:p>
+    <w:p>
+      <w:pPr>
+        <w:rPr>
+          <w:rFonts w:ascii="Times New Roman" w:hAnsi="Times New Roman" w:cs="Times New Roman"/>
+          <w:sz w:val="32"/>
+          <w:szCs w:val="32"/>
+        </w:rPr>
+      </w:pPr>
+      <w:r>
+        <w:rPr>
+          <w:rFonts w:ascii="Times New Roman" w:hAnsi="Times New Roman" w:cs="Times New Roman"/>
+          <w:sz w:val="32"/>
+          <w:szCs w:val="32"/>
+        </w:rPr>
+        <w:t xml:space="preserve">       - Upload Resume</w:t>
+      </w:r>
+    </w:p>
+    <w:p>
+      <w:pPr>
+        <w:rPr>
+          <w:rFonts w:ascii="Times New Roman" w:hAnsi="Times New Roman" w:cs="Times New Roman"/>
+          <w:sz w:val="32"/>
+          <w:szCs w:val="32"/>
+        </w:rPr>
+      </w:pPr>
+      <w:r>
+        <w:rPr>
+          <w:rFonts w:ascii="Times New Roman" w:hAnsi="Times New Roman" w:cs="Times New Roman"/>
+          <w:sz w:val="32"/>
+          <w:szCs w:val="32"/>
+        </w:rPr>
+        <w:t xml:space="preserve">       - View Previous Reports</w:t>
+      </w:r>
+    </w:p>
+    <w:p>
+      <w:pPr>
+        <w:rPr>
+          <w:rFonts w:ascii="Times New Roman" w:hAnsi="Times New Roman" w:cs="Times New Roman"/>
+          <w:sz w:val="32"/>
+          <w:szCs w:val="32"/>
+        </w:rPr>
+      </w:pPr>
+      <w:r>
+        <w:rPr>
+          <w:rFonts w:ascii="Times New Roman" w:hAnsi="Times New Roman" w:cs="Times New Roman"/>
+          <w:sz w:val="32"/>
+          <w:szCs w:val="32"/>
+        </w:rPr>
+        <w:t xml:space="preserve">       - Logout</w:t>
+      </w:r>
+    </w:p>
+    <w:p>
+      <w:pPr>
+        <w:rPr>
+          <w:rFonts w:ascii="Times New Roman" w:hAnsi="Times New Roman" w:cs="Times New Roman"/>
+          <w:sz w:val="32"/>
+          <w:szCs w:val="32"/>
+        </w:rPr>
+      </w:pPr>
+    </w:p>
+    <w:p>
+      <w:pPr>
+        <w:rPr>
+          <w:rFonts w:ascii="Times New Roman" w:hAnsi="Times New Roman" w:cs="Times New Roman"/>
+          <w:sz w:val="32"/>
+          <w:szCs w:val="32"/>
+        </w:rPr>
+      </w:pPr>
+      <w:r>
+        <w:rPr>
+          <w:rFonts w:ascii="Times New Roman" w:hAnsi="Times New Roman" w:cs="Times New Roman"/>
+          <w:sz w:val="32"/>
+          <w:szCs w:val="32"/>
+        </w:rPr>
+        <w:t xml:space="preserve">6. IF user selects Upload </w:t>
+      </w:r>
+      <w:proofErr w:type="gramStart"/>
+      <w:r>
+        <w:rPr>
+          <w:rFonts w:ascii="Times New Roman" w:hAnsi="Times New Roman" w:cs="Times New Roman"/>
+          <w:sz w:val="32"/>
+          <w:szCs w:val="32"/>
+        </w:rPr>
+        <w:t>Resume</w:t>
+      </w:r>
+      <w:proofErr w:type="gramEnd"/>
+      <w:r>
+        <w:rPr>
+          <w:rFonts w:ascii="Times New Roman" w:hAnsi="Times New Roman" w:cs="Times New Roman"/>
+          <w:sz w:val="32"/>
+          <w:szCs w:val="32"/>
+        </w:rPr>
+        <w:t xml:space="preserve"> THEN</w:t>
+      </w:r>
+    </w:p>
+    <w:p>
+      <w:pPr>
+        <w:rPr>
+          <w:rFonts w:ascii="Times New Roman" w:hAnsi="Times New Roman" w:cs="Times New Roman"/>
+          <w:sz w:val="32"/>
+          <w:szCs w:val="32"/>
+        </w:rPr>
+      </w:pPr>
+      <w:r>
+        <w:rPr>
+          <w:rFonts w:ascii="Times New Roman" w:hAnsi="Times New Roman" w:cs="Times New Roman"/>
+          <w:sz w:val="32"/>
+          <w:szCs w:val="32"/>
+        </w:rPr>
+        <w:t xml:space="preserve">       INPUT </w:t>
       </w:r>
       <w:proofErr w:type="spellStart"/>
       <w:r>
@@ -809,7 +1506,7 @@
           <w:sz w:val="32"/>
           <w:szCs w:val="32"/>
         </w:rPr>
-        <w:t>Streamlit</w:t>
+        <w:t>resume_file</w:t>
       </w:r>
       <w:proofErr w:type="spellEnd"/>
       <w:r>
@@ -818,76 +1515,343 @@
           <w:sz w:val="32"/>
           <w:szCs w:val="32"/>
         </w:rPr>
-        <w:t xml:space="preserve"> Interface</w:t>
-      </w:r>
-    </w:p>
-    <w:p>
-      <w:pPr>
-        <w:rPr>
-          <w:rFonts w:ascii="Times New Roman" w:hAnsi="Times New Roman" w:cs="Times New Roman"/>
-          <w:sz w:val="32"/>
-          <w:szCs w:val="32"/>
-        </w:rPr>
-      </w:pPr>
-      <w:r>
-        <w:rPr>
-          <w:rFonts w:ascii="Times New Roman" w:hAnsi="Times New Roman" w:cs="Times New Roman"/>
-          <w:sz w:val="32"/>
-          <w:szCs w:val="32"/>
-        </w:rPr>
-        <w:t xml:space="preserve">   - Initialize Selenium WebDriver</w:t>
-      </w:r>
-    </w:p>
-    <w:p>
-      <w:pPr>
-        <w:rPr>
-          <w:rFonts w:ascii="Times New Roman" w:hAnsi="Times New Roman" w:cs="Times New Roman"/>
-          <w:sz w:val="32"/>
-          <w:szCs w:val="32"/>
-        </w:rPr>
-      </w:pPr>
-    </w:p>
-    <w:p>
-      <w:pPr>
-        <w:rPr>
-          <w:rFonts w:ascii="Times New Roman" w:hAnsi="Times New Roman" w:cs="Times New Roman"/>
-          <w:sz w:val="32"/>
-          <w:szCs w:val="32"/>
-        </w:rPr>
-      </w:pPr>
-      <w:r>
-        <w:rPr>
-          <w:rFonts w:ascii="Times New Roman" w:hAnsi="Times New Roman" w:cs="Times New Roman"/>
-          <w:sz w:val="32"/>
-          <w:szCs w:val="32"/>
-        </w:rPr>
-        <w:t>2. Display Login / Signup Page</w:t>
-      </w:r>
-    </w:p>
-    <w:p>
-      <w:pPr>
-        <w:rPr>
-          <w:rFonts w:ascii="Times New Roman" w:hAnsi="Times New Roman" w:cs="Times New Roman"/>
-          <w:sz w:val="32"/>
-          <w:szCs w:val="32"/>
-        </w:rPr>
-      </w:pPr>
-    </w:p>
-    <w:p>
-      <w:pPr>
-        <w:rPr>
-          <w:rFonts w:ascii="Times New Roman" w:hAnsi="Times New Roman" w:cs="Times New Roman"/>
-          <w:sz w:val="32"/>
-          <w:szCs w:val="32"/>
-        </w:rPr>
-      </w:pPr>
-      <w:r>
-        <w:rPr>
-          <w:rFonts w:ascii="Times New Roman" w:hAnsi="Times New Roman" w:cs="Times New Roman"/>
-          <w:sz w:val="32"/>
-          <w:szCs w:val="32"/>
-        </w:rPr>
-        <w:t xml:space="preserve">3. IF user selects </w:t>
+        <w:t xml:space="preserve"> (PDF/DOCX)</w:t>
+      </w:r>
+    </w:p>
+    <w:p>
+      <w:pPr>
+        <w:rPr>
+          <w:rFonts w:ascii="Times New Roman" w:hAnsi="Times New Roman" w:cs="Times New Roman"/>
+          <w:sz w:val="32"/>
+          <w:szCs w:val="32"/>
+        </w:rPr>
+      </w:pPr>
+    </w:p>
+    <w:p>
+      <w:pPr>
+        <w:rPr>
+          <w:rFonts w:ascii="Times New Roman" w:hAnsi="Times New Roman" w:cs="Times New Roman"/>
+          <w:sz w:val="32"/>
+          <w:szCs w:val="32"/>
+        </w:rPr>
+      </w:pPr>
+      <w:r>
+        <w:rPr>
+          <w:rFonts w:ascii="Times New Roman" w:hAnsi="Times New Roman" w:cs="Times New Roman"/>
+          <w:sz w:val="32"/>
+          <w:szCs w:val="32"/>
+        </w:rPr>
+        <w:lastRenderedPageBreak/>
+        <w:t xml:space="preserve">       // Resume Processing</w:t>
+      </w:r>
+    </w:p>
+    <w:p>
+      <w:pPr>
+        <w:rPr>
+          <w:rFonts w:ascii="Times New Roman" w:hAnsi="Times New Roman" w:cs="Times New Roman"/>
+          <w:sz w:val="32"/>
+          <w:szCs w:val="32"/>
+        </w:rPr>
+      </w:pPr>
+      <w:r>
+        <w:rPr>
+          <w:rFonts w:ascii="Times New Roman" w:hAnsi="Times New Roman" w:cs="Times New Roman"/>
+          <w:sz w:val="32"/>
+          <w:szCs w:val="32"/>
+        </w:rPr>
+        <w:t xml:space="preserve">       Convert resume to text</w:t>
+      </w:r>
+    </w:p>
+    <w:p>
+      <w:pPr>
+        <w:rPr>
+          <w:rFonts w:ascii="Times New Roman" w:hAnsi="Times New Roman" w:cs="Times New Roman"/>
+          <w:sz w:val="32"/>
+          <w:szCs w:val="32"/>
+        </w:rPr>
+      </w:pPr>
+      <w:r>
+        <w:rPr>
+          <w:rFonts w:ascii="Times New Roman" w:hAnsi="Times New Roman" w:cs="Times New Roman"/>
+          <w:sz w:val="32"/>
+          <w:szCs w:val="32"/>
+        </w:rPr>
+        <w:t xml:space="preserve">       Extract:</w:t>
+      </w:r>
+    </w:p>
+    <w:p>
+      <w:pPr>
+        <w:rPr>
+          <w:rFonts w:ascii="Times New Roman" w:hAnsi="Times New Roman" w:cs="Times New Roman"/>
+          <w:sz w:val="32"/>
+          <w:szCs w:val="32"/>
+        </w:rPr>
+      </w:pPr>
+      <w:r>
+        <w:rPr>
+          <w:rFonts w:ascii="Times New Roman" w:hAnsi="Times New Roman" w:cs="Times New Roman"/>
+          <w:sz w:val="32"/>
+          <w:szCs w:val="32"/>
+        </w:rPr>
+        <w:t xml:space="preserve">           - Skills</w:t>
+      </w:r>
+    </w:p>
+    <w:p>
+      <w:pPr>
+        <w:rPr>
+          <w:rFonts w:ascii="Times New Roman" w:hAnsi="Times New Roman" w:cs="Times New Roman"/>
+          <w:sz w:val="32"/>
+          <w:szCs w:val="32"/>
+        </w:rPr>
+      </w:pPr>
+      <w:r>
+        <w:rPr>
+          <w:rFonts w:ascii="Times New Roman" w:hAnsi="Times New Roman" w:cs="Times New Roman"/>
+          <w:sz w:val="32"/>
+          <w:szCs w:val="32"/>
+        </w:rPr>
+        <w:t xml:space="preserve">           - Education</w:t>
+      </w:r>
+    </w:p>
+    <w:p>
+      <w:pPr>
+        <w:rPr>
+          <w:rFonts w:ascii="Times New Roman" w:hAnsi="Times New Roman" w:cs="Times New Roman"/>
+          <w:sz w:val="32"/>
+          <w:szCs w:val="32"/>
+        </w:rPr>
+      </w:pPr>
+      <w:r>
+        <w:rPr>
+          <w:rFonts w:ascii="Times New Roman" w:hAnsi="Times New Roman" w:cs="Times New Roman"/>
+          <w:sz w:val="32"/>
+          <w:szCs w:val="32"/>
+        </w:rPr>
+        <w:t xml:space="preserve">           - Experience</w:t>
+      </w:r>
+    </w:p>
+    <w:p>
+      <w:pPr>
+        <w:rPr>
+          <w:rFonts w:ascii="Times New Roman" w:hAnsi="Times New Roman" w:cs="Times New Roman"/>
+          <w:sz w:val="32"/>
+          <w:szCs w:val="32"/>
+        </w:rPr>
+      </w:pPr>
+      <w:r>
+        <w:rPr>
+          <w:rFonts w:ascii="Times New Roman" w:hAnsi="Times New Roman" w:cs="Times New Roman"/>
+          <w:sz w:val="32"/>
+          <w:szCs w:val="32"/>
+        </w:rPr>
+        <w:t xml:space="preserve">           - Certifications</w:t>
+      </w:r>
+    </w:p>
+    <w:p>
+      <w:pPr>
+        <w:rPr>
+          <w:rFonts w:ascii="Times New Roman" w:hAnsi="Times New Roman" w:cs="Times New Roman"/>
+          <w:sz w:val="32"/>
+          <w:szCs w:val="32"/>
+        </w:rPr>
+      </w:pPr>
+      <w:r>
+        <w:rPr>
+          <w:rFonts w:ascii="Times New Roman" w:hAnsi="Times New Roman" w:cs="Times New Roman"/>
+          <w:sz w:val="32"/>
+          <w:szCs w:val="32"/>
+        </w:rPr>
+        <w:t xml:space="preserve">           - Projects</w:t>
+      </w:r>
+    </w:p>
+    <w:p>
+      <w:pPr>
+        <w:rPr>
+          <w:rFonts w:ascii="Times New Roman" w:hAnsi="Times New Roman" w:cs="Times New Roman"/>
+          <w:sz w:val="32"/>
+          <w:szCs w:val="32"/>
+        </w:rPr>
+      </w:pPr>
+    </w:p>
+    <w:p>
+      <w:pPr>
+        <w:rPr>
+          <w:rFonts w:ascii="Times New Roman" w:hAnsi="Times New Roman" w:cs="Times New Roman"/>
+          <w:sz w:val="32"/>
+          <w:szCs w:val="32"/>
+        </w:rPr>
+      </w:pPr>
+      <w:r>
+        <w:rPr>
+          <w:rFonts w:ascii="Times New Roman" w:hAnsi="Times New Roman" w:cs="Times New Roman"/>
+          <w:sz w:val="32"/>
+          <w:szCs w:val="32"/>
+        </w:rPr>
+        <w:t xml:space="preserve">       Store extracted data in structured format</w:t>
+      </w:r>
+    </w:p>
+    <w:p>
+      <w:pPr>
+        <w:rPr>
+          <w:rFonts w:ascii="Times New Roman" w:hAnsi="Times New Roman" w:cs="Times New Roman"/>
+          <w:sz w:val="32"/>
+          <w:szCs w:val="32"/>
+        </w:rPr>
+      </w:pPr>
+    </w:p>
+    <w:p>
+      <w:pPr>
+        <w:rPr>
+          <w:rFonts w:ascii="Times New Roman" w:hAnsi="Times New Roman" w:cs="Times New Roman"/>
+          <w:sz w:val="32"/>
+          <w:szCs w:val="32"/>
+        </w:rPr>
+      </w:pPr>
+      <w:r>
+        <w:rPr>
+          <w:rFonts w:ascii="Times New Roman" w:hAnsi="Times New Roman" w:cs="Times New Roman"/>
+          <w:sz w:val="32"/>
+          <w:szCs w:val="32"/>
+        </w:rPr>
+        <w:t xml:space="preserve">       // Resume Analysis</w:t>
+      </w:r>
+    </w:p>
+    <w:p>
+      <w:pPr>
+        <w:rPr>
+          <w:rFonts w:ascii="Times New Roman" w:hAnsi="Times New Roman" w:cs="Times New Roman"/>
+          <w:sz w:val="32"/>
+          <w:szCs w:val="32"/>
+        </w:rPr>
+      </w:pPr>
+      <w:r>
+        <w:rPr>
+          <w:rFonts w:ascii="Times New Roman" w:hAnsi="Times New Roman" w:cs="Times New Roman"/>
+          <w:sz w:val="32"/>
+          <w:szCs w:val="32"/>
+        </w:rPr>
+        <w:t xml:space="preserve">       Analyze strengths</w:t>
+      </w:r>
+    </w:p>
+    <w:p>
+      <w:pPr>
+        <w:rPr>
+          <w:rFonts w:ascii="Times New Roman" w:hAnsi="Times New Roman" w:cs="Times New Roman"/>
+          <w:sz w:val="32"/>
+          <w:szCs w:val="32"/>
+        </w:rPr>
+      </w:pPr>
+      <w:r>
+        <w:rPr>
+          <w:rFonts w:ascii="Times New Roman" w:hAnsi="Times New Roman" w:cs="Times New Roman"/>
+          <w:sz w:val="32"/>
+          <w:szCs w:val="32"/>
+        </w:rPr>
+        <w:t xml:space="preserve">       Identify weaknesses</w:t>
+      </w:r>
+    </w:p>
+    <w:p>
+      <w:pPr>
+        <w:rPr>
+          <w:rFonts w:ascii="Times New Roman" w:hAnsi="Times New Roman" w:cs="Times New Roman"/>
+          <w:sz w:val="32"/>
+          <w:szCs w:val="32"/>
+        </w:rPr>
+      </w:pPr>
+      <w:r>
+        <w:rPr>
+          <w:rFonts w:ascii="Times New Roman" w:hAnsi="Times New Roman" w:cs="Times New Roman"/>
+          <w:sz w:val="32"/>
+          <w:szCs w:val="32"/>
+        </w:rPr>
+        <w:t xml:space="preserve">       Detect skill gaps</w:t>
+      </w:r>
+    </w:p>
+    <w:p>
+      <w:pPr>
+        <w:rPr>
+          <w:rFonts w:ascii="Times New Roman" w:hAnsi="Times New Roman" w:cs="Times New Roman"/>
+          <w:sz w:val="32"/>
+          <w:szCs w:val="32"/>
+        </w:rPr>
+      </w:pPr>
+      <w:r>
+        <w:rPr>
+          <w:rFonts w:ascii="Times New Roman" w:hAnsi="Times New Roman" w:cs="Times New Roman"/>
+          <w:sz w:val="32"/>
+          <w:szCs w:val="32"/>
+        </w:rPr>
+        <w:t xml:space="preserve">       Calculate </w:t>
+      </w:r>
+      <w:proofErr w:type="spellStart"/>
+      <w:r>
+        <w:rPr>
+          <w:rFonts w:ascii="Times New Roman" w:hAnsi="Times New Roman" w:cs="Times New Roman"/>
+          <w:sz w:val="32"/>
+          <w:szCs w:val="32"/>
+        </w:rPr>
+        <w:t>resume_score</w:t>
+      </w:r>
+      <w:proofErr w:type="spellEnd"/>
+    </w:p>
+    <w:p>
+      <w:pPr>
+        <w:rPr>
+          <w:rFonts w:ascii="Times New Roman" w:hAnsi="Times New Roman" w:cs="Times New Roman"/>
+          <w:sz w:val="32"/>
+          <w:szCs w:val="32"/>
+        </w:rPr>
+      </w:pPr>
+    </w:p>
+    <w:p>
+      <w:pPr>
+        <w:rPr>
+          <w:rFonts w:ascii="Times New Roman" w:hAnsi="Times New Roman" w:cs="Times New Roman"/>
+          <w:sz w:val="32"/>
+          <w:szCs w:val="32"/>
+        </w:rPr>
+      </w:pPr>
+      <w:r>
+        <w:rPr>
+          <w:rFonts w:ascii="Times New Roman" w:hAnsi="Times New Roman" w:cs="Times New Roman"/>
+          <w:sz w:val="32"/>
+          <w:szCs w:val="32"/>
+        </w:rPr>
+        <w:t>7. Fetch Job Data using Selenium</w:t>
+      </w:r>
+    </w:p>
+    <w:p>
+      <w:pPr>
+        <w:rPr>
+          <w:rFonts w:ascii="Times New Roman" w:hAnsi="Times New Roman" w:cs="Times New Roman"/>
+          <w:sz w:val="32"/>
+          <w:szCs w:val="32"/>
+        </w:rPr>
+      </w:pPr>
+      <w:r>
+        <w:rPr>
+          <w:rFonts w:ascii="Times New Roman" w:hAnsi="Times New Roman" w:cs="Times New Roman"/>
+          <w:sz w:val="32"/>
+          <w:szCs w:val="32"/>
+        </w:rPr>
+        <w:t xml:space="preserve">       Open job portal</w:t>
+      </w:r>
+    </w:p>
+    <w:p>
+      <w:pPr>
+        <w:rPr>
+          <w:rFonts w:ascii="Times New Roman" w:hAnsi="Times New Roman" w:cs="Times New Roman"/>
+          <w:sz w:val="32"/>
+          <w:szCs w:val="32"/>
+        </w:rPr>
+      </w:pPr>
+      <w:r>
+        <w:rPr>
+          <w:rFonts w:ascii="Times New Roman" w:hAnsi="Times New Roman" w:cs="Times New Roman"/>
+          <w:sz w:val="32"/>
+          <w:szCs w:val="32"/>
+        </w:rPr>
+        <w:t xml:space="preserve">       </w:t>
       </w:r>
       <w:proofErr w:type="gramStart"/>
       <w:r>
@@ -896,7 +1860,7 @@
           <w:sz w:val="32"/>
           <w:szCs w:val="32"/>
         </w:rPr>
-        <w:t>Signup</w:t>
+        <w:t>Search</w:t>
       </w:r>
       <w:proofErr w:type="gramEnd"/>
       <w:r>
@@ -905,188 +1869,42 @@
           <w:sz w:val="32"/>
           <w:szCs w:val="32"/>
         </w:rPr>
-        <w:t xml:space="preserve"> THEN</w:t>
-      </w:r>
-    </w:p>
-    <w:p>
-      <w:pPr>
-        <w:rPr>
-          <w:rFonts w:ascii="Times New Roman" w:hAnsi="Times New Roman" w:cs="Times New Roman"/>
-          <w:sz w:val="32"/>
-          <w:szCs w:val="32"/>
-        </w:rPr>
-      </w:pPr>
-      <w:r>
-        <w:rPr>
-          <w:rFonts w:ascii="Times New Roman" w:hAnsi="Times New Roman" w:cs="Times New Roman"/>
-          <w:sz w:val="32"/>
-          <w:szCs w:val="32"/>
-        </w:rPr>
-        <w:t xml:space="preserve">       INPUT name, email, password</w:t>
-      </w:r>
-    </w:p>
-    <w:p>
-      <w:pPr>
-        <w:rPr>
-          <w:rFonts w:ascii="Times New Roman" w:hAnsi="Times New Roman" w:cs="Times New Roman"/>
-          <w:sz w:val="32"/>
-          <w:szCs w:val="32"/>
-        </w:rPr>
-      </w:pPr>
-      <w:r>
-        <w:rPr>
-          <w:rFonts w:ascii="Times New Roman" w:hAnsi="Times New Roman" w:cs="Times New Roman"/>
-          <w:sz w:val="32"/>
-          <w:szCs w:val="32"/>
-        </w:rPr>
-        <w:t xml:space="preserve">       IF email </w:t>
-      </w:r>
-      <w:proofErr w:type="gramStart"/>
-      <w:r>
-        <w:rPr>
-          <w:rFonts w:ascii="Times New Roman" w:hAnsi="Times New Roman" w:cs="Times New Roman"/>
-          <w:sz w:val="32"/>
-          <w:szCs w:val="32"/>
-        </w:rPr>
-        <w:t>not</w:t>
-      </w:r>
-      <w:proofErr w:type="gramEnd"/>
-      <w:r>
-        <w:rPr>
-          <w:rFonts w:ascii="Times New Roman" w:hAnsi="Times New Roman" w:cs="Times New Roman"/>
-          <w:sz w:val="32"/>
-          <w:szCs w:val="32"/>
-        </w:rPr>
-        <w:t xml:space="preserve"> already registered THEN</w:t>
-      </w:r>
-    </w:p>
-    <w:p>
-      <w:pPr>
-        <w:rPr>
-          <w:rFonts w:ascii="Times New Roman" w:hAnsi="Times New Roman" w:cs="Times New Roman"/>
-          <w:sz w:val="32"/>
-          <w:szCs w:val="32"/>
-        </w:rPr>
-      </w:pPr>
-      <w:r>
-        <w:rPr>
-          <w:rFonts w:ascii="Times New Roman" w:hAnsi="Times New Roman" w:cs="Times New Roman"/>
-          <w:sz w:val="32"/>
-          <w:szCs w:val="32"/>
-        </w:rPr>
-        <w:t xml:space="preserve">            Store user details in database</w:t>
-      </w:r>
-    </w:p>
-    <w:p>
-      <w:pPr>
-        <w:rPr>
-          <w:rFonts w:ascii="Times New Roman" w:hAnsi="Times New Roman" w:cs="Times New Roman"/>
-          <w:sz w:val="32"/>
-          <w:szCs w:val="32"/>
-        </w:rPr>
-      </w:pPr>
-      <w:r>
-        <w:rPr>
-          <w:rFonts w:ascii="Times New Roman" w:hAnsi="Times New Roman" w:cs="Times New Roman"/>
-          <w:sz w:val="32"/>
-          <w:szCs w:val="32"/>
-        </w:rPr>
-        <w:t xml:space="preserve">            Display "Signup Successful"</w:t>
-      </w:r>
-    </w:p>
-    <w:p>
-      <w:pPr>
-        <w:rPr>
-          <w:rFonts w:ascii="Times New Roman" w:hAnsi="Times New Roman" w:cs="Times New Roman"/>
-          <w:sz w:val="32"/>
-          <w:szCs w:val="32"/>
-        </w:rPr>
-      </w:pPr>
-      <w:r>
-        <w:rPr>
-          <w:rFonts w:ascii="Times New Roman" w:hAnsi="Times New Roman" w:cs="Times New Roman"/>
-          <w:sz w:val="32"/>
-          <w:szCs w:val="32"/>
-        </w:rPr>
-        <w:t xml:space="preserve">       ELSE</w:t>
-      </w:r>
-    </w:p>
-    <w:p>
-      <w:pPr>
-        <w:rPr>
-          <w:rFonts w:ascii="Times New Roman" w:hAnsi="Times New Roman" w:cs="Times New Roman"/>
-          <w:sz w:val="32"/>
-          <w:szCs w:val="32"/>
-        </w:rPr>
-      </w:pPr>
-      <w:r>
-        <w:rPr>
-          <w:rFonts w:ascii="Times New Roman" w:hAnsi="Times New Roman" w:cs="Times New Roman"/>
-          <w:sz w:val="32"/>
-          <w:szCs w:val="32"/>
-        </w:rPr>
-        <w:t xml:space="preserve">            Display "User Already Exists"</w:t>
-      </w:r>
-    </w:p>
-    <w:p>
-      <w:pPr>
-        <w:rPr>
-          <w:rFonts w:ascii="Times New Roman" w:hAnsi="Times New Roman" w:cs="Times New Roman"/>
-          <w:sz w:val="32"/>
-          <w:szCs w:val="32"/>
-        </w:rPr>
-      </w:pPr>
-      <w:r>
-        <w:rPr>
-          <w:rFonts w:ascii="Times New Roman" w:hAnsi="Times New Roman" w:cs="Times New Roman"/>
-          <w:sz w:val="32"/>
-          <w:szCs w:val="32"/>
-        </w:rPr>
-        <w:t xml:space="preserve">       ENDIF</w:t>
-      </w:r>
-    </w:p>
-    <w:p>
-      <w:pPr>
-        <w:rPr>
-          <w:rFonts w:ascii="Times New Roman" w:hAnsi="Times New Roman" w:cs="Times New Roman"/>
-          <w:sz w:val="32"/>
-          <w:szCs w:val="32"/>
-        </w:rPr>
-      </w:pPr>
-      <w:r>
-        <w:rPr>
-          <w:rFonts w:ascii="Times New Roman" w:hAnsi="Times New Roman" w:cs="Times New Roman"/>
-          <w:sz w:val="32"/>
-          <w:szCs w:val="32"/>
-        </w:rPr>
-        <w:t xml:space="preserve">       Redirect to Login</w:t>
-      </w:r>
-    </w:p>
-    <w:p>
-      <w:pPr>
-        <w:rPr>
-          <w:rFonts w:ascii="Times New Roman" w:hAnsi="Times New Roman" w:cs="Times New Roman"/>
-          <w:sz w:val="32"/>
-          <w:szCs w:val="32"/>
-        </w:rPr>
-      </w:pPr>
-      <w:r>
-        <w:rPr>
-          <w:rFonts w:ascii="Times New Roman" w:hAnsi="Times New Roman" w:cs="Times New Roman"/>
-          <w:sz w:val="32"/>
-          <w:szCs w:val="32"/>
-        </w:rPr>
-        <w:t xml:space="preserve">   ENDIF</w:t>
-      </w:r>
-    </w:p>
-    <w:p>
-      <w:pPr>
-        <w:rPr>
-          <w:rFonts w:ascii="Times New Roman" w:hAnsi="Times New Roman" w:cs="Times New Roman"/>
-          <w:sz w:val="32"/>
-          <w:szCs w:val="32"/>
-        </w:rPr>
-      </w:pPr>
+        <w:t xml:space="preserve"> jobs using extracted skills</w:t>
+      </w:r>
+    </w:p>
+    <w:p>
+      <w:pPr>
+        <w:rPr>
+          <w:rFonts w:ascii="Times New Roman" w:hAnsi="Times New Roman" w:cs="Times New Roman"/>
+          <w:sz w:val="32"/>
+          <w:szCs w:val="32"/>
+        </w:rPr>
+      </w:pPr>
+      <w:r>
+        <w:rPr>
+          <w:rFonts w:ascii="Times New Roman" w:hAnsi="Times New Roman" w:cs="Times New Roman"/>
+          <w:sz w:val="32"/>
+          <w:szCs w:val="32"/>
+        </w:rPr>
+        <w:t xml:space="preserve">       Scrape:</w:t>
+      </w:r>
+    </w:p>
+    <w:p>
+      <w:pPr>
+        <w:rPr>
+          <w:rFonts w:ascii="Times New Roman" w:hAnsi="Times New Roman" w:cs="Times New Roman"/>
+          <w:sz w:val="32"/>
+          <w:szCs w:val="32"/>
+        </w:rPr>
+      </w:pPr>
+      <w:r>
+        <w:rPr>
+          <w:rFonts w:ascii="Times New Roman" w:hAnsi="Times New Roman" w:cs="Times New Roman"/>
+          <w:sz w:val="32"/>
+          <w:szCs w:val="32"/>
+        </w:rPr>
+        <w:t xml:space="preserve">           - Job Title</w:t>
+      </w:r>
     </w:p>
     <w:p>
       <w:pPr>
@@ -1103,773 +1921,6 @@
           <w:szCs w:val="32"/>
         </w:rPr>
         <w:lastRenderedPageBreak/>
-        <w:t xml:space="preserve">4. IF </w:t>
-      </w:r>
-      <w:proofErr w:type="gramStart"/>
-      <w:r>
-        <w:rPr>
-          <w:rFonts w:ascii="Times New Roman" w:hAnsi="Times New Roman" w:cs="Times New Roman"/>
-          <w:sz w:val="32"/>
-          <w:szCs w:val="32"/>
-        </w:rPr>
-        <w:t>user selects</w:t>
-      </w:r>
-      <w:proofErr w:type="gramEnd"/>
-      <w:r>
-        <w:rPr>
-          <w:rFonts w:ascii="Times New Roman" w:hAnsi="Times New Roman" w:cs="Times New Roman"/>
-          <w:sz w:val="32"/>
-          <w:szCs w:val="32"/>
-        </w:rPr>
-        <w:t xml:space="preserve"> </w:t>
-      </w:r>
-      <w:proofErr w:type="gramStart"/>
-      <w:r>
-        <w:rPr>
-          <w:rFonts w:ascii="Times New Roman" w:hAnsi="Times New Roman" w:cs="Times New Roman"/>
-          <w:sz w:val="32"/>
-          <w:szCs w:val="32"/>
-        </w:rPr>
-        <w:t>Login</w:t>
-      </w:r>
-      <w:proofErr w:type="gramEnd"/>
-      <w:r>
-        <w:rPr>
-          <w:rFonts w:ascii="Times New Roman" w:hAnsi="Times New Roman" w:cs="Times New Roman"/>
-          <w:sz w:val="32"/>
-          <w:szCs w:val="32"/>
-        </w:rPr>
-        <w:t xml:space="preserve"> THEN</w:t>
-      </w:r>
-    </w:p>
-    <w:p>
-      <w:pPr>
-        <w:rPr>
-          <w:rFonts w:ascii="Times New Roman" w:hAnsi="Times New Roman" w:cs="Times New Roman"/>
-          <w:sz w:val="32"/>
-          <w:szCs w:val="32"/>
-        </w:rPr>
-      </w:pPr>
-      <w:r>
-        <w:rPr>
-          <w:rFonts w:ascii="Times New Roman" w:hAnsi="Times New Roman" w:cs="Times New Roman"/>
-          <w:sz w:val="32"/>
-          <w:szCs w:val="32"/>
-        </w:rPr>
-        <w:t xml:space="preserve">       INPUT email, password</w:t>
-      </w:r>
-    </w:p>
-    <w:p>
-      <w:pPr>
-        <w:rPr>
-          <w:rFonts w:ascii="Times New Roman" w:hAnsi="Times New Roman" w:cs="Times New Roman"/>
-          <w:sz w:val="32"/>
-          <w:szCs w:val="32"/>
-        </w:rPr>
-      </w:pPr>
-      <w:r>
-        <w:rPr>
-          <w:rFonts w:ascii="Times New Roman" w:hAnsi="Times New Roman" w:cs="Times New Roman"/>
-          <w:sz w:val="32"/>
-          <w:szCs w:val="32"/>
-        </w:rPr>
-        <w:t xml:space="preserve">       Validate credentials from database</w:t>
-      </w:r>
-    </w:p>
-    <w:p>
-      <w:pPr>
-        <w:rPr>
-          <w:rFonts w:ascii="Times New Roman" w:hAnsi="Times New Roman" w:cs="Times New Roman"/>
-          <w:sz w:val="32"/>
-          <w:szCs w:val="32"/>
-        </w:rPr>
-      </w:pPr>
-      <w:r>
-        <w:rPr>
-          <w:rFonts w:ascii="Times New Roman" w:hAnsi="Times New Roman" w:cs="Times New Roman"/>
-          <w:sz w:val="32"/>
-          <w:szCs w:val="32"/>
-        </w:rPr>
-        <w:t xml:space="preserve">       IF valid THEN</w:t>
-      </w:r>
-    </w:p>
-    <w:p>
-      <w:pPr>
-        <w:rPr>
-          <w:rFonts w:ascii="Times New Roman" w:hAnsi="Times New Roman" w:cs="Times New Roman"/>
-          <w:sz w:val="32"/>
-          <w:szCs w:val="32"/>
-        </w:rPr>
-      </w:pPr>
-      <w:r>
-        <w:rPr>
-          <w:rFonts w:ascii="Times New Roman" w:hAnsi="Times New Roman" w:cs="Times New Roman"/>
-          <w:sz w:val="32"/>
-          <w:szCs w:val="32"/>
-        </w:rPr>
-        <w:t xml:space="preserve">            Go to Dashboard</w:t>
-      </w:r>
-    </w:p>
-    <w:p>
-      <w:pPr>
-        <w:rPr>
-          <w:rFonts w:ascii="Times New Roman" w:hAnsi="Times New Roman" w:cs="Times New Roman"/>
-          <w:sz w:val="32"/>
-          <w:szCs w:val="32"/>
-        </w:rPr>
-      </w:pPr>
-      <w:r>
-        <w:rPr>
-          <w:rFonts w:ascii="Times New Roman" w:hAnsi="Times New Roman" w:cs="Times New Roman"/>
-          <w:sz w:val="32"/>
-          <w:szCs w:val="32"/>
-        </w:rPr>
-        <w:t xml:space="preserve">       ELSE</w:t>
-      </w:r>
-    </w:p>
-    <w:p>
-      <w:pPr>
-        <w:rPr>
-          <w:rFonts w:ascii="Times New Roman" w:hAnsi="Times New Roman" w:cs="Times New Roman"/>
-          <w:sz w:val="32"/>
-          <w:szCs w:val="32"/>
-        </w:rPr>
-      </w:pPr>
-      <w:r>
-        <w:rPr>
-          <w:rFonts w:ascii="Times New Roman" w:hAnsi="Times New Roman" w:cs="Times New Roman"/>
-          <w:sz w:val="32"/>
-          <w:szCs w:val="32"/>
-        </w:rPr>
-        <w:t xml:space="preserve">            Display "Invalid Credentials"</w:t>
-      </w:r>
-    </w:p>
-    <w:p>
-      <w:pPr>
-        <w:rPr>
-          <w:rFonts w:ascii="Times New Roman" w:hAnsi="Times New Roman" w:cs="Times New Roman"/>
-          <w:sz w:val="32"/>
-          <w:szCs w:val="32"/>
-        </w:rPr>
-      </w:pPr>
-      <w:r>
-        <w:rPr>
-          <w:rFonts w:ascii="Times New Roman" w:hAnsi="Times New Roman" w:cs="Times New Roman"/>
-          <w:sz w:val="32"/>
-          <w:szCs w:val="32"/>
-        </w:rPr>
-        <w:t xml:space="preserve">            Return to Login Page</w:t>
-      </w:r>
-    </w:p>
-    <w:p>
-      <w:pPr>
-        <w:rPr>
-          <w:rFonts w:ascii="Times New Roman" w:hAnsi="Times New Roman" w:cs="Times New Roman"/>
-          <w:sz w:val="32"/>
-          <w:szCs w:val="32"/>
-        </w:rPr>
-      </w:pPr>
-      <w:r>
-        <w:rPr>
-          <w:rFonts w:ascii="Times New Roman" w:hAnsi="Times New Roman" w:cs="Times New Roman"/>
-          <w:sz w:val="32"/>
-          <w:szCs w:val="32"/>
-        </w:rPr>
-        <w:t xml:space="preserve">       ENDIF</w:t>
-      </w:r>
-    </w:p>
-    <w:p>
-      <w:pPr>
-        <w:rPr>
-          <w:rFonts w:ascii="Times New Roman" w:hAnsi="Times New Roman" w:cs="Times New Roman"/>
-          <w:sz w:val="32"/>
-          <w:szCs w:val="32"/>
-        </w:rPr>
-      </w:pPr>
-      <w:r>
-        <w:rPr>
-          <w:rFonts w:ascii="Times New Roman" w:hAnsi="Times New Roman" w:cs="Times New Roman"/>
-          <w:sz w:val="32"/>
-          <w:szCs w:val="32"/>
-        </w:rPr>
-        <w:t xml:space="preserve">   ENDIF</w:t>
-      </w:r>
-    </w:p>
-    <w:p>
-      <w:pPr>
-        <w:rPr>
-          <w:rFonts w:ascii="Times New Roman" w:hAnsi="Times New Roman" w:cs="Times New Roman"/>
-          <w:sz w:val="32"/>
-          <w:szCs w:val="32"/>
-        </w:rPr>
-      </w:pPr>
-    </w:p>
-    <w:p>
-      <w:pPr>
-        <w:rPr>
-          <w:rFonts w:ascii="Times New Roman" w:hAnsi="Times New Roman" w:cs="Times New Roman"/>
-          <w:sz w:val="32"/>
-          <w:szCs w:val="32"/>
-        </w:rPr>
-      </w:pPr>
-      <w:r>
-        <w:rPr>
-          <w:rFonts w:ascii="Times New Roman" w:hAnsi="Times New Roman" w:cs="Times New Roman"/>
-          <w:sz w:val="32"/>
-          <w:szCs w:val="32"/>
-        </w:rPr>
-        <w:t>5. Dashboard</w:t>
-      </w:r>
-    </w:p>
-    <w:p>
-      <w:pPr>
-        <w:rPr>
-          <w:rFonts w:ascii="Times New Roman" w:hAnsi="Times New Roman" w:cs="Times New Roman"/>
-          <w:sz w:val="32"/>
-          <w:szCs w:val="32"/>
-        </w:rPr>
-      </w:pPr>
-      <w:r>
-        <w:rPr>
-          <w:rFonts w:ascii="Times New Roman" w:hAnsi="Times New Roman" w:cs="Times New Roman"/>
-          <w:sz w:val="32"/>
-          <w:szCs w:val="32"/>
-        </w:rPr>
-        <w:t xml:space="preserve">   Display options:</w:t>
-      </w:r>
-    </w:p>
-    <w:p>
-      <w:pPr>
-        <w:rPr>
-          <w:rFonts w:ascii="Times New Roman" w:hAnsi="Times New Roman" w:cs="Times New Roman"/>
-          <w:sz w:val="32"/>
-          <w:szCs w:val="32"/>
-        </w:rPr>
-      </w:pPr>
-      <w:r>
-        <w:rPr>
-          <w:rFonts w:ascii="Times New Roman" w:hAnsi="Times New Roman" w:cs="Times New Roman"/>
-          <w:sz w:val="32"/>
-          <w:szCs w:val="32"/>
-        </w:rPr>
-        <w:t xml:space="preserve">       - Upload Resume</w:t>
-      </w:r>
-    </w:p>
-    <w:p>
-      <w:pPr>
-        <w:rPr>
-          <w:rFonts w:ascii="Times New Roman" w:hAnsi="Times New Roman" w:cs="Times New Roman"/>
-          <w:sz w:val="32"/>
-          <w:szCs w:val="32"/>
-        </w:rPr>
-      </w:pPr>
-      <w:r>
-        <w:rPr>
-          <w:rFonts w:ascii="Times New Roman" w:hAnsi="Times New Roman" w:cs="Times New Roman"/>
-          <w:sz w:val="32"/>
-          <w:szCs w:val="32"/>
-        </w:rPr>
-        <w:t xml:space="preserve">       - View Previous Reports</w:t>
-      </w:r>
-    </w:p>
-    <w:p>
-      <w:pPr>
-        <w:rPr>
-          <w:rFonts w:ascii="Times New Roman" w:hAnsi="Times New Roman" w:cs="Times New Roman"/>
-          <w:sz w:val="32"/>
-          <w:szCs w:val="32"/>
-        </w:rPr>
-      </w:pPr>
-      <w:r>
-        <w:rPr>
-          <w:rFonts w:ascii="Times New Roman" w:hAnsi="Times New Roman" w:cs="Times New Roman"/>
-          <w:sz w:val="32"/>
-          <w:szCs w:val="32"/>
-        </w:rPr>
-        <w:t xml:space="preserve">       - Logout</w:t>
-      </w:r>
-    </w:p>
-    <w:p>
-      <w:pPr>
-        <w:rPr>
-          <w:rFonts w:ascii="Times New Roman" w:hAnsi="Times New Roman" w:cs="Times New Roman"/>
-          <w:sz w:val="32"/>
-          <w:szCs w:val="32"/>
-        </w:rPr>
-      </w:pPr>
-    </w:p>
-    <w:p>
-      <w:pPr>
-        <w:rPr>
-          <w:rFonts w:ascii="Times New Roman" w:hAnsi="Times New Roman" w:cs="Times New Roman"/>
-          <w:sz w:val="32"/>
-          <w:szCs w:val="32"/>
-        </w:rPr>
-      </w:pPr>
-      <w:r>
-        <w:rPr>
-          <w:rFonts w:ascii="Times New Roman" w:hAnsi="Times New Roman" w:cs="Times New Roman"/>
-          <w:sz w:val="32"/>
-          <w:szCs w:val="32"/>
-        </w:rPr>
-        <w:t xml:space="preserve">6. IF user selects Upload </w:t>
-      </w:r>
-      <w:proofErr w:type="gramStart"/>
-      <w:r>
-        <w:rPr>
-          <w:rFonts w:ascii="Times New Roman" w:hAnsi="Times New Roman" w:cs="Times New Roman"/>
-          <w:sz w:val="32"/>
-          <w:szCs w:val="32"/>
-        </w:rPr>
-        <w:t>Resume</w:t>
-      </w:r>
-      <w:proofErr w:type="gramEnd"/>
-      <w:r>
-        <w:rPr>
-          <w:rFonts w:ascii="Times New Roman" w:hAnsi="Times New Roman" w:cs="Times New Roman"/>
-          <w:sz w:val="32"/>
-          <w:szCs w:val="32"/>
-        </w:rPr>
-        <w:t xml:space="preserve"> THEN</w:t>
-      </w:r>
-    </w:p>
-    <w:p>
-      <w:pPr>
-        <w:rPr>
-          <w:rFonts w:ascii="Times New Roman" w:hAnsi="Times New Roman" w:cs="Times New Roman"/>
-          <w:sz w:val="32"/>
-          <w:szCs w:val="32"/>
-        </w:rPr>
-      </w:pPr>
-      <w:r>
-        <w:rPr>
-          <w:rFonts w:ascii="Times New Roman" w:hAnsi="Times New Roman" w:cs="Times New Roman"/>
-          <w:sz w:val="32"/>
-          <w:szCs w:val="32"/>
-        </w:rPr>
-        <w:t xml:space="preserve">       INPUT </w:t>
-      </w:r>
-      <w:proofErr w:type="spellStart"/>
-      <w:r>
-        <w:rPr>
-          <w:rFonts w:ascii="Times New Roman" w:hAnsi="Times New Roman" w:cs="Times New Roman"/>
-          <w:sz w:val="32"/>
-          <w:szCs w:val="32"/>
-        </w:rPr>
-        <w:t>resume_file</w:t>
-      </w:r>
-      <w:proofErr w:type="spellEnd"/>
-      <w:r>
-        <w:rPr>
-          <w:rFonts w:ascii="Times New Roman" w:hAnsi="Times New Roman" w:cs="Times New Roman"/>
-          <w:sz w:val="32"/>
-          <w:szCs w:val="32"/>
-        </w:rPr>
-        <w:t xml:space="preserve"> (PDF/DOCX)</w:t>
-      </w:r>
-    </w:p>
-    <w:p>
-      <w:pPr>
-        <w:rPr>
-          <w:rFonts w:ascii="Times New Roman" w:hAnsi="Times New Roman" w:cs="Times New Roman"/>
-          <w:sz w:val="32"/>
-          <w:szCs w:val="32"/>
-        </w:rPr>
-      </w:pPr>
-    </w:p>
-    <w:p>
-      <w:pPr>
-        <w:rPr>
-          <w:rFonts w:ascii="Times New Roman" w:hAnsi="Times New Roman" w:cs="Times New Roman"/>
-          <w:sz w:val="32"/>
-          <w:szCs w:val="32"/>
-        </w:rPr>
-      </w:pPr>
-      <w:r>
-        <w:rPr>
-          <w:rFonts w:ascii="Times New Roman" w:hAnsi="Times New Roman" w:cs="Times New Roman"/>
-          <w:sz w:val="32"/>
-          <w:szCs w:val="32"/>
-        </w:rPr>
-        <w:t xml:space="preserve">       // Resume Processing</w:t>
-      </w:r>
-    </w:p>
-    <w:p>
-      <w:pPr>
-        <w:rPr>
-          <w:rFonts w:ascii="Times New Roman" w:hAnsi="Times New Roman" w:cs="Times New Roman"/>
-          <w:sz w:val="32"/>
-          <w:szCs w:val="32"/>
-        </w:rPr>
-      </w:pPr>
-      <w:r>
-        <w:rPr>
-          <w:rFonts w:ascii="Times New Roman" w:hAnsi="Times New Roman" w:cs="Times New Roman"/>
-          <w:sz w:val="32"/>
-          <w:szCs w:val="32"/>
-        </w:rPr>
-        <w:t xml:space="preserve">       Convert resume to text</w:t>
-      </w:r>
-    </w:p>
-    <w:p>
-      <w:pPr>
-        <w:rPr>
-          <w:rFonts w:ascii="Times New Roman" w:hAnsi="Times New Roman" w:cs="Times New Roman"/>
-          <w:sz w:val="32"/>
-          <w:szCs w:val="32"/>
-        </w:rPr>
-      </w:pPr>
-      <w:r>
-        <w:rPr>
-          <w:rFonts w:ascii="Times New Roman" w:hAnsi="Times New Roman" w:cs="Times New Roman"/>
-          <w:sz w:val="32"/>
-          <w:szCs w:val="32"/>
-        </w:rPr>
-        <w:lastRenderedPageBreak/>
-        <w:t xml:space="preserve">       Extract:</w:t>
-      </w:r>
-    </w:p>
-    <w:p>
-      <w:pPr>
-        <w:rPr>
-          <w:rFonts w:ascii="Times New Roman" w:hAnsi="Times New Roman" w:cs="Times New Roman"/>
-          <w:sz w:val="32"/>
-          <w:szCs w:val="32"/>
-        </w:rPr>
-      </w:pPr>
-      <w:r>
-        <w:rPr>
-          <w:rFonts w:ascii="Times New Roman" w:hAnsi="Times New Roman" w:cs="Times New Roman"/>
-          <w:sz w:val="32"/>
-          <w:szCs w:val="32"/>
-        </w:rPr>
-        <w:t xml:space="preserve">           - Skills</w:t>
-      </w:r>
-    </w:p>
-    <w:p>
-      <w:pPr>
-        <w:rPr>
-          <w:rFonts w:ascii="Times New Roman" w:hAnsi="Times New Roman" w:cs="Times New Roman"/>
-          <w:sz w:val="32"/>
-          <w:szCs w:val="32"/>
-        </w:rPr>
-      </w:pPr>
-      <w:r>
-        <w:rPr>
-          <w:rFonts w:ascii="Times New Roman" w:hAnsi="Times New Roman" w:cs="Times New Roman"/>
-          <w:sz w:val="32"/>
-          <w:szCs w:val="32"/>
-        </w:rPr>
-        <w:t xml:space="preserve">           - Education</w:t>
-      </w:r>
-    </w:p>
-    <w:p>
-      <w:pPr>
-        <w:rPr>
-          <w:rFonts w:ascii="Times New Roman" w:hAnsi="Times New Roman" w:cs="Times New Roman"/>
-          <w:sz w:val="32"/>
-          <w:szCs w:val="32"/>
-        </w:rPr>
-      </w:pPr>
-      <w:r>
-        <w:rPr>
-          <w:rFonts w:ascii="Times New Roman" w:hAnsi="Times New Roman" w:cs="Times New Roman"/>
-          <w:sz w:val="32"/>
-          <w:szCs w:val="32"/>
-        </w:rPr>
-        <w:t xml:space="preserve">           - Experience</w:t>
-      </w:r>
-    </w:p>
-    <w:p>
-      <w:pPr>
-        <w:rPr>
-          <w:rFonts w:ascii="Times New Roman" w:hAnsi="Times New Roman" w:cs="Times New Roman"/>
-          <w:sz w:val="32"/>
-          <w:szCs w:val="32"/>
-        </w:rPr>
-      </w:pPr>
-      <w:r>
-        <w:rPr>
-          <w:rFonts w:ascii="Times New Roman" w:hAnsi="Times New Roman" w:cs="Times New Roman"/>
-          <w:sz w:val="32"/>
-          <w:szCs w:val="32"/>
-        </w:rPr>
-        <w:t xml:space="preserve">           - Certifications</w:t>
-      </w:r>
-    </w:p>
-    <w:p>
-      <w:pPr>
-        <w:rPr>
-          <w:rFonts w:ascii="Times New Roman" w:hAnsi="Times New Roman" w:cs="Times New Roman"/>
-          <w:sz w:val="32"/>
-          <w:szCs w:val="32"/>
-        </w:rPr>
-      </w:pPr>
-      <w:r>
-        <w:rPr>
-          <w:rFonts w:ascii="Times New Roman" w:hAnsi="Times New Roman" w:cs="Times New Roman"/>
-          <w:sz w:val="32"/>
-          <w:szCs w:val="32"/>
-        </w:rPr>
-        <w:t xml:space="preserve">           - Projects</w:t>
-      </w:r>
-    </w:p>
-    <w:p>
-      <w:pPr>
-        <w:rPr>
-          <w:rFonts w:ascii="Times New Roman" w:hAnsi="Times New Roman" w:cs="Times New Roman"/>
-          <w:sz w:val="32"/>
-          <w:szCs w:val="32"/>
-        </w:rPr>
-      </w:pPr>
-    </w:p>
-    <w:p>
-      <w:pPr>
-        <w:rPr>
-          <w:rFonts w:ascii="Times New Roman" w:hAnsi="Times New Roman" w:cs="Times New Roman"/>
-          <w:sz w:val="32"/>
-          <w:szCs w:val="32"/>
-        </w:rPr>
-      </w:pPr>
-      <w:r>
-        <w:rPr>
-          <w:rFonts w:ascii="Times New Roman" w:hAnsi="Times New Roman" w:cs="Times New Roman"/>
-          <w:sz w:val="32"/>
-          <w:szCs w:val="32"/>
-        </w:rPr>
-        <w:t xml:space="preserve">       Store extracted data in structured format</w:t>
-      </w:r>
-    </w:p>
-    <w:p>
-      <w:pPr>
-        <w:rPr>
-          <w:rFonts w:ascii="Times New Roman" w:hAnsi="Times New Roman" w:cs="Times New Roman"/>
-          <w:sz w:val="32"/>
-          <w:szCs w:val="32"/>
-        </w:rPr>
-      </w:pPr>
-    </w:p>
-    <w:p>
-      <w:pPr>
-        <w:rPr>
-          <w:rFonts w:ascii="Times New Roman" w:hAnsi="Times New Roman" w:cs="Times New Roman"/>
-          <w:sz w:val="32"/>
-          <w:szCs w:val="32"/>
-        </w:rPr>
-      </w:pPr>
-      <w:r>
-        <w:rPr>
-          <w:rFonts w:ascii="Times New Roman" w:hAnsi="Times New Roman" w:cs="Times New Roman"/>
-          <w:sz w:val="32"/>
-          <w:szCs w:val="32"/>
-        </w:rPr>
-        <w:t xml:space="preserve">       // Resume Analysis</w:t>
-      </w:r>
-    </w:p>
-    <w:p>
-      <w:pPr>
-        <w:rPr>
-          <w:rFonts w:ascii="Times New Roman" w:hAnsi="Times New Roman" w:cs="Times New Roman"/>
-          <w:sz w:val="32"/>
-          <w:szCs w:val="32"/>
-        </w:rPr>
-      </w:pPr>
-      <w:r>
-        <w:rPr>
-          <w:rFonts w:ascii="Times New Roman" w:hAnsi="Times New Roman" w:cs="Times New Roman"/>
-          <w:sz w:val="32"/>
-          <w:szCs w:val="32"/>
-        </w:rPr>
-        <w:t xml:space="preserve">       Analyze strengths</w:t>
-      </w:r>
-    </w:p>
-    <w:p>
-      <w:pPr>
-        <w:rPr>
-          <w:rFonts w:ascii="Times New Roman" w:hAnsi="Times New Roman" w:cs="Times New Roman"/>
-          <w:sz w:val="32"/>
-          <w:szCs w:val="32"/>
-        </w:rPr>
-      </w:pPr>
-      <w:r>
-        <w:rPr>
-          <w:rFonts w:ascii="Times New Roman" w:hAnsi="Times New Roman" w:cs="Times New Roman"/>
-          <w:sz w:val="32"/>
-          <w:szCs w:val="32"/>
-        </w:rPr>
-        <w:t xml:space="preserve">       Identify weaknesses</w:t>
-      </w:r>
-    </w:p>
-    <w:p>
-      <w:pPr>
-        <w:rPr>
-          <w:rFonts w:ascii="Times New Roman" w:hAnsi="Times New Roman" w:cs="Times New Roman"/>
-          <w:sz w:val="32"/>
-          <w:szCs w:val="32"/>
-        </w:rPr>
-      </w:pPr>
-      <w:r>
-        <w:rPr>
-          <w:rFonts w:ascii="Times New Roman" w:hAnsi="Times New Roman" w:cs="Times New Roman"/>
-          <w:sz w:val="32"/>
-          <w:szCs w:val="32"/>
-        </w:rPr>
-        <w:t xml:space="preserve">       Detect skill gaps</w:t>
-      </w:r>
-    </w:p>
-    <w:p>
-      <w:pPr>
-        <w:rPr>
-          <w:rFonts w:ascii="Times New Roman" w:hAnsi="Times New Roman" w:cs="Times New Roman"/>
-          <w:sz w:val="32"/>
-          <w:szCs w:val="32"/>
-        </w:rPr>
-      </w:pPr>
-      <w:r>
-        <w:rPr>
-          <w:rFonts w:ascii="Times New Roman" w:hAnsi="Times New Roman" w:cs="Times New Roman"/>
-          <w:sz w:val="32"/>
-          <w:szCs w:val="32"/>
-        </w:rPr>
-        <w:t xml:space="preserve">       Calculate </w:t>
-      </w:r>
-      <w:proofErr w:type="spellStart"/>
-      <w:r>
-        <w:rPr>
-          <w:rFonts w:ascii="Times New Roman" w:hAnsi="Times New Roman" w:cs="Times New Roman"/>
-          <w:sz w:val="32"/>
-          <w:szCs w:val="32"/>
-        </w:rPr>
-        <w:t>resume_score</w:t>
-      </w:r>
-      <w:proofErr w:type="spellEnd"/>
-    </w:p>
-    <w:p>
-      <w:pPr>
-        <w:rPr>
-          <w:rFonts w:ascii="Times New Roman" w:hAnsi="Times New Roman" w:cs="Times New Roman"/>
-          <w:sz w:val="32"/>
-          <w:szCs w:val="32"/>
-        </w:rPr>
-      </w:pPr>
-    </w:p>
-    <w:p>
-      <w:pPr>
-        <w:rPr>
-          <w:rFonts w:ascii="Times New Roman" w:hAnsi="Times New Roman" w:cs="Times New Roman"/>
-          <w:sz w:val="32"/>
-          <w:szCs w:val="32"/>
-        </w:rPr>
-      </w:pPr>
-      <w:r>
-        <w:rPr>
-          <w:rFonts w:ascii="Times New Roman" w:hAnsi="Times New Roman" w:cs="Times New Roman"/>
-          <w:sz w:val="32"/>
-          <w:szCs w:val="32"/>
-        </w:rPr>
-        <w:t>7. Fetch Job Data using Selenium</w:t>
-      </w:r>
-    </w:p>
-    <w:p>
-      <w:pPr>
-        <w:rPr>
-          <w:rFonts w:ascii="Times New Roman" w:hAnsi="Times New Roman" w:cs="Times New Roman"/>
-          <w:sz w:val="32"/>
-          <w:szCs w:val="32"/>
-        </w:rPr>
-      </w:pPr>
-      <w:r>
-        <w:rPr>
-          <w:rFonts w:ascii="Times New Roman" w:hAnsi="Times New Roman" w:cs="Times New Roman"/>
-          <w:sz w:val="32"/>
-          <w:szCs w:val="32"/>
-        </w:rPr>
-        <w:t xml:space="preserve">       Open job portal</w:t>
-      </w:r>
-    </w:p>
-    <w:p>
-      <w:pPr>
-        <w:rPr>
-          <w:rFonts w:ascii="Times New Roman" w:hAnsi="Times New Roman" w:cs="Times New Roman"/>
-          <w:sz w:val="32"/>
-          <w:szCs w:val="32"/>
-        </w:rPr>
-      </w:pPr>
-      <w:r>
-        <w:rPr>
-          <w:rFonts w:ascii="Times New Roman" w:hAnsi="Times New Roman" w:cs="Times New Roman"/>
-          <w:sz w:val="32"/>
-          <w:szCs w:val="32"/>
-        </w:rPr>
-        <w:t xml:space="preserve">       </w:t>
-      </w:r>
-      <w:proofErr w:type="gramStart"/>
-      <w:r>
-        <w:rPr>
-          <w:rFonts w:ascii="Times New Roman" w:hAnsi="Times New Roman" w:cs="Times New Roman"/>
-          <w:sz w:val="32"/>
-          <w:szCs w:val="32"/>
-        </w:rPr>
-        <w:t>Search</w:t>
-      </w:r>
-      <w:proofErr w:type="gramEnd"/>
-      <w:r>
-        <w:rPr>
-          <w:rFonts w:ascii="Times New Roman" w:hAnsi="Times New Roman" w:cs="Times New Roman"/>
-          <w:sz w:val="32"/>
-          <w:szCs w:val="32"/>
-        </w:rPr>
-        <w:t xml:space="preserve"> jobs using extracted skills</w:t>
-      </w:r>
-    </w:p>
-    <w:p>
-      <w:pPr>
-        <w:rPr>
-          <w:rFonts w:ascii="Times New Roman" w:hAnsi="Times New Roman" w:cs="Times New Roman"/>
-          <w:sz w:val="32"/>
-          <w:szCs w:val="32"/>
-        </w:rPr>
-      </w:pPr>
-      <w:r>
-        <w:rPr>
-          <w:rFonts w:ascii="Times New Roman" w:hAnsi="Times New Roman" w:cs="Times New Roman"/>
-          <w:sz w:val="32"/>
-          <w:szCs w:val="32"/>
-        </w:rPr>
-        <w:t xml:space="preserve">       Scrape:</w:t>
-      </w:r>
-    </w:p>
-    <w:p>
-      <w:pPr>
-        <w:rPr>
-          <w:rFonts w:ascii="Times New Roman" w:hAnsi="Times New Roman" w:cs="Times New Roman"/>
-          <w:sz w:val="32"/>
-          <w:szCs w:val="32"/>
-        </w:rPr>
-      </w:pPr>
-      <w:r>
-        <w:rPr>
-          <w:rFonts w:ascii="Times New Roman" w:hAnsi="Times New Roman" w:cs="Times New Roman"/>
-          <w:sz w:val="32"/>
-          <w:szCs w:val="32"/>
-        </w:rPr>
-        <w:t xml:space="preserve">           - Job Title</w:t>
-      </w:r>
-    </w:p>
-    <w:p>
-      <w:pPr>
-        <w:rPr>
-          <w:rFonts w:ascii="Times New Roman" w:hAnsi="Times New Roman" w:cs="Times New Roman"/>
-          <w:sz w:val="32"/>
-          <w:szCs w:val="32"/>
-        </w:rPr>
-      </w:pPr>
-      <w:r>
-        <w:rPr>
-          <w:rFonts w:ascii="Times New Roman" w:hAnsi="Times New Roman" w:cs="Times New Roman"/>
-          <w:sz w:val="32"/>
-          <w:szCs w:val="32"/>
-        </w:rPr>
         <w:t xml:space="preserve">           - Required Skills</w:t>
       </w:r>
     </w:p>
@@ -1904,7 +1955,6 @@
           <w:sz w:val="32"/>
           <w:szCs w:val="32"/>
         </w:rPr>
-        <w:lastRenderedPageBreak/>
         <w:t xml:space="preserve">           - Location</w:t>
       </w:r>
     </w:p>
@@ -2359,6 +2409,7 @@
           <w:sz w:val="32"/>
           <w:szCs w:val="32"/>
         </w:rPr>
+        <w:lastRenderedPageBreak/>
         <w:t xml:space="preserve">           - Skill Gap Suggestions</w:t>
       </w:r>
     </w:p>
